--- a/docs/publications/aan-training-program/AAN_Book_00_Module.docx
+++ b/docs/publications/aan-training-program/AAN_Book_00_Module.docx
@@ -20,7 +20,7 @@
           <w:color w:val="5A5A5A"/>
           <w:sz w:val="24"/>
         </w:rPr>
-        <w:t>AAN module: the decision-maker synthesis of the 15-book series</w:t>
+        <w:t>AAN module: the decision-maker synthesis of the series</w:t>
       </w:r>
     </w:p>
     <w:p>

--- a/docs/publications/aan-training-program/AAN_Book_00_Module.docx
+++ b/docs/publications/aan-training-program/AAN_Book_00_Module.docx
@@ -47,7 +47,7 @@
         <w:rPr>
           <w:sz w:val="22"/>
         </w:rPr>
-        <w:t xml:space="preserve"> Book_00 Executive Summary &lt;https://github.com/WhalerMike/uiao/blob/main/inbox/Application%20Aware%20Networking/Book_00_Federal_Application_Aware_Networking_Executive_Summary.qmd&gt; · </w:t>
+        <w:t xml:space="preserve"> Book_00 Executive Summary &lt;https://github.com/WhalerMike/uiao/blob/main/inbox/Application%20Aware%20Networking/Book_00_FedAAN_Executive_Summary.qmd&gt; · </w:t>
       </w:r>
       <w:r>
         <w:rPr>
@@ -108,7 +108,7 @@
         <w:rPr>
           <w:sz w:val="22"/>
         </w:rPr>
-        <w:t xml:space="preserve"> — the six core implementations close 34 distinct NIST SP 800-53 Rev 5 controls (~55 more via Parts 7–11), and together they </w:t>
+        <w:t xml:space="preserve"> — the six core implementations (Books 01, 05–09) close 34 distinct NIST SP 800-53 Rev 5 controls (~55 more via Parts 10–14), and together they </w:t>
       </w:r>
       <w:r>
         <w:rPr>
@@ -198,7 +198,7 @@
         <w:rPr>
           <w:sz w:val="22"/>
         </w:rPr>
-        <w:t>Identify the residual gap families (SR, PM, PT) closed by Books 12–14.</w:t>
+        <w:t>Identify the residual gap families (SR, PM, PT) closed by Books 15–17.</w:t>
       </w:r>
     </w:p>
     <w:p>
